--- a/01-governance/founders-agreement.docx
+++ b/01-governance/founders-agreement.docx
@@ -341,7 +341,7 @@
           <w:sz w:val="22"/>
           <w:szCs w:val="22"/>
         </w:rPr>
-        <w:t xml:space="preserve">Legal name: [COMPANY_FULL_ARABIC_NAME] / Fly GACA Saudi Arabia</w:t>
+        <w:t xml:space="preserve">Legal name: شركة بدع الدولية / BDA Company International</w:t>
       </w:r>
     </w:p>
     <w:p>
@@ -377,7 +377,7 @@
           <w:sz w:val="22"/>
           <w:szCs w:val="22"/>
         </w:rPr>
-        <w:t xml:space="preserve">Commercial Registration No.: [CR_NUMBER]</w:t>
+        <w:t xml:space="preserve">Commercial Registration No.: 7030976893</w:t>
       </w:r>
     </w:p>
     <w:p>
